--- a/Vypracovane_protokoly/Protokol_Hasiace účinky oxidu uhličitého_vyriesene.docx
+++ b/Vypracovane_protokoly/Protokol_Hasiace účinky oxidu uhličitého_vyriesene.docx
@@ -613,91 +613,133 @@
           <w:i/>
           <w:iCs/>
         </w:rPr>
-        <w:t>Po uložení do vodorovnej polohy pozorujeme hasiace účinky CO2 – sviečka zhasne.</w:t>
-      </w:r>
-    </w:p>
-    <w:p>
-      <w:pPr>
-        <w:spacing w:line="360" w:lineRule="auto"/>
-        <w:ind w:left="708"/>
-        <w:contextualSpacing/>
-        <w:rPr>
-          <w:rFonts w:ascii="Times New Roman" w:hAnsi="Times New Roman"/>
-        </w:rPr>
-      </w:pPr>
-    </w:p>
-    <w:p>
-      <w:pPr>
-        <w:spacing w:line="360" w:lineRule="auto"/>
-        <w:ind w:left="708"/>
-        <w:contextualSpacing/>
-        <w:rPr>
-          <w:rFonts w:ascii="Times New Roman" w:hAnsi="Times New Roman"/>
-        </w:rPr>
-      </w:pPr>
-      <w:r>
-        <w:rPr>
-          <w:rFonts w:ascii="Times New Roman" w:hAnsi="Times New Roman"/>
-        </w:rPr>
-        <w:t>Záver:</w:t>
-      </w:r>
-    </w:p>
-    <w:p>
-      <w:pPr>
-        <w:spacing w:line="360" w:lineRule="auto"/>
-        <w:ind w:left="708"/>
-        <w:contextualSpacing/>
-        <w:rPr>
-          <w:rFonts w:ascii="Times New Roman" w:hAnsi="Times New Roman"/>
-        </w:rPr>
-      </w:pPr>
-    </w:p>
-    <w:p>
-      <w:pPr>
-        <w:spacing w:line="360" w:lineRule="auto"/>
-        <w:ind w:left="708"/>
-        <w:contextualSpacing/>
-        <w:rPr>
-          <w:rFonts w:ascii="Times New Roman" w:hAnsi="Times New Roman"/>
-        </w:rPr>
-      </w:pPr>
-      <w:r>
-        <w:rPr>
-          <w:rFonts w:ascii="Times New Roman" w:hAnsi="Times New Roman"/>
-        </w:rPr>
-        <w:t>Vysvetlite, p</w:t>
-      </w:r>
-      <w:r>
-        <w:rPr>
-          <w:rFonts w:ascii="Times New Roman" w:hAnsi="Times New Roman"/>
-        </w:rPr>
-        <w:t>rečo začala zmes octu a sódy bikarbóny šumieť</w:t>
-      </w:r>
-      <w:r>
-        <w:rPr>
-          <w:rFonts w:ascii="Times New Roman" w:hAnsi="Times New Roman"/>
-        </w:rPr>
-        <w:t>.</w:t>
-      </w:r>
-    </w:p>
-    <w:p>
-      <w:pPr>
-        <w:spacing w:line="360" w:lineRule="auto"/>
-        <w:ind w:left="708"/>
-        <w:contextualSpacing/>
+        <w:t>Po uložení do vodorovnej polohy pozorujeme hasiace účinky CO</w:t>
+      </w:r>
+      <w:r>
         <w:rPr>
           <w:rFonts w:ascii="Times New Roman" w:hAnsi="Times New Roman"/>
           <w:i/>
           <w:iCs/>
-        </w:rPr>
-      </w:pPr>
+          <w:vertAlign w:val="subscript"/>
+        </w:rPr>
+        <w:t>2</w:t>
+      </w:r>
       <w:r>
         <w:rPr>
           <w:rFonts w:ascii="Times New Roman" w:hAnsi="Times New Roman"/>
           <w:i/>
           <w:iCs/>
         </w:rPr>
-        <w:t xml:space="preserve">Ako produkt reakcie medzi octom a sódou bikarbónou vzniká CO2 ktorý sa rýchlo </w:t>
+        <w:t xml:space="preserve"> – sviečka zhasne.</w:t>
+      </w:r>
+    </w:p>
+    <w:p>
+      <w:pPr>
+        <w:spacing w:line="360" w:lineRule="auto"/>
+        <w:ind w:left="708"/>
+        <w:contextualSpacing/>
+        <w:rPr>
+          <w:rFonts w:ascii="Times New Roman" w:hAnsi="Times New Roman"/>
+        </w:rPr>
+      </w:pPr>
+    </w:p>
+    <w:p>
+      <w:pPr>
+        <w:spacing w:line="360" w:lineRule="auto"/>
+        <w:ind w:left="708"/>
+        <w:contextualSpacing/>
+        <w:rPr>
+          <w:rFonts w:ascii="Times New Roman" w:hAnsi="Times New Roman"/>
+        </w:rPr>
+      </w:pPr>
+      <w:r>
+        <w:rPr>
+          <w:rFonts w:ascii="Times New Roman" w:hAnsi="Times New Roman"/>
+        </w:rPr>
+        <w:t>Záver:</w:t>
+      </w:r>
+    </w:p>
+    <w:p>
+      <w:pPr>
+        <w:spacing w:line="360" w:lineRule="auto"/>
+        <w:ind w:left="708"/>
+        <w:contextualSpacing/>
+        <w:rPr>
+          <w:rFonts w:ascii="Times New Roman" w:hAnsi="Times New Roman"/>
+        </w:rPr>
+      </w:pPr>
+    </w:p>
+    <w:p>
+      <w:pPr>
+        <w:spacing w:line="360" w:lineRule="auto"/>
+        <w:ind w:left="708"/>
+        <w:contextualSpacing/>
+        <w:rPr>
+          <w:rFonts w:ascii="Times New Roman" w:hAnsi="Times New Roman"/>
+        </w:rPr>
+      </w:pPr>
+      <w:r>
+        <w:rPr>
+          <w:rFonts w:ascii="Times New Roman" w:hAnsi="Times New Roman"/>
+        </w:rPr>
+        <w:t>Vysvetlite, p</w:t>
+      </w:r>
+      <w:r>
+        <w:rPr>
+          <w:rFonts w:ascii="Times New Roman" w:hAnsi="Times New Roman"/>
+        </w:rPr>
+        <w:t>rečo začala zmes octu a sódy bikarbóny šumieť</w:t>
+      </w:r>
+      <w:r>
+        <w:rPr>
+          <w:rFonts w:ascii="Times New Roman" w:hAnsi="Times New Roman"/>
+        </w:rPr>
+        <w:t>.</w:t>
+      </w:r>
+    </w:p>
+    <w:p>
+      <w:pPr>
+        <w:spacing w:line="360" w:lineRule="auto"/>
+        <w:ind w:left="708"/>
+        <w:contextualSpacing/>
+        <w:rPr>
+          <w:rFonts w:ascii="Times New Roman" w:hAnsi="Times New Roman"/>
+          <w:i/>
+          <w:iCs/>
+        </w:rPr>
+      </w:pPr>
+      <w:r>
+        <w:rPr>
+          <w:rFonts w:ascii="Times New Roman" w:hAnsi="Times New Roman"/>
+          <w:i/>
+          <w:iCs/>
+        </w:rPr>
+        <w:t>Ako produkt reakcie medzi octom a sódou bikarbónou vzniká CO</w:t>
+      </w:r>
+      <w:r>
+        <w:rPr>
+          <w:rFonts w:ascii="Times New Roman" w:hAnsi="Times New Roman"/>
+          <w:i/>
+          <w:iCs/>
+          <w:vertAlign w:val="subscript"/>
+        </w:rPr>
+        <w:t>2</w:t>
+      </w:r>
+      <w:r>
+        <w:rPr>
+          <w:rFonts w:ascii="Times New Roman" w:hAnsi="Times New Roman"/>
+          <w:i/>
+          <w:iCs/>
+        </w:rPr>
+        <w:t xml:space="preserve"> k</w:t>
+      </w:r>
+      <w:r>
+        <w:rPr>
+          <w:rFonts w:ascii="Times New Roman" w:hAnsi="Times New Roman"/>
+          <w:i/>
+          <w:iCs/>
+        </w:rPr>
+        <w:t xml:space="preserve">torý sa rýchlo </w:t>
       </w:r>
       <w:proofErr w:type="spellStart"/>
       <w:r>
@@ -824,7 +866,7 @@
           </mc:Choice>
           <mc:Fallback>
             <w:pict>
-              <v:shapetype w14:anchorId="19DA51A0" id="_x0000_t75" coordsize="21600,21600" o:spt="75" o:preferrelative="t" path="m@4@5l@4@11@9@11@9@5xe" filled="f" stroked="f">
+              <v:shapetype w14:anchorId="060F6394" id="_x0000_t75" coordsize="21600,21600" o:spt="75" o:preferrelative="t" path="m@4@5l@4@11@9@11@9@5xe" filled="f" stroked="f">
                 <v:stroke joinstyle="miter"/>
                 <v:formulas>
                   <v:f eqn="if lineDrawn pixelLineWidth 0"/>
@@ -889,7 +931,7 @@
           </mc:Choice>
           <mc:Fallback>
             <w:pict>
-              <v:shape w14:anchorId="3B29AD8B" id="Ink 21" o:spid="_x0000_s1026" type="#_x0000_t75" style="position:absolute;margin-left:295.65pt;margin-top:-4.9pt;width:20.25pt;height:17.6pt;z-index:251679744;visibility:visible;mso-wrap-style:square;mso-wrap-distance-left:9pt;mso-wrap-distance-top:0;mso-wrap-distance-right:9pt;mso-wrap-distance-bottom:0;mso-position-horizontal:absolute;mso-position-horizontal-relative:text;mso-position-vertical:absolute;mso-position-vertical-relative:text" o:gfxdata="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">
+              <v:shape w14:anchorId="43FC769B" id="Ink 21" o:spid="_x0000_s1026" type="#_x0000_t75" style="position:absolute;margin-left:295.65pt;margin-top:-4.9pt;width:20.25pt;height:17.6pt;z-index:251679744;visibility:visible;mso-wrap-style:square;mso-wrap-distance-left:9pt;mso-wrap-distance-top:0;mso-wrap-distance-right:9pt;mso-wrap-distance-bottom:0;mso-position-horizontal:absolute;mso-position-horizontal-relative:text;mso-position-vertical:absolute;mso-position-vertical-relative:text" o:gfxdata="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">
                 <v:imagedata r:id="rId8" o:title=""/>
               </v:shape>
             </w:pict>
@@ -935,7 +977,7 @@
           </mc:Choice>
           <mc:Fallback>
             <w:pict>
-              <v:shape w14:anchorId="7CCE6FF0" id="Ink 15" o:spid="_x0000_s1026" type="#_x0000_t75" style="position:absolute;margin-left:195.4pt;margin-top:-7.4pt;width:75.35pt;height:20.4pt;z-index:251673600;visibility:visible;mso-wrap-style:square;mso-wrap-distance-left:9pt;mso-wrap-distance-top:0;mso-wrap-distance-right:9pt;mso-wrap-distance-bottom:0;mso-position-horizontal:absolute;mso-position-horizontal-relative:text;mso-position-vertical:absolute;mso-position-vertical-relative:text" o:gfxdata="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">
+              <v:shape w14:anchorId="5470CE70" id="Ink 15" o:spid="_x0000_s1026" type="#_x0000_t75" style="position:absolute;margin-left:195.4pt;margin-top:-7.4pt;width:75.35pt;height:20.4pt;z-index:251673600;visibility:visible;mso-wrap-style:square;mso-wrap-distance-left:9pt;mso-wrap-distance-top:0;mso-wrap-distance-right:9pt;mso-wrap-distance-bottom:0;mso-position-horizontal:absolute;mso-position-horizontal-relative:text;mso-position-vertical:absolute;mso-position-vertical-relative:text" o:gfxdata="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">
                 <v:imagedata r:id="rId10" o:title=""/>
               </v:shape>
             </w:pict>
@@ -1016,21 +1058,56 @@
     <w:p>
       <w:pPr>
         <w:spacing w:line="360" w:lineRule="auto"/>
-        <w:contextualSpacing/>
-        <w:rPr>
-          <w:rFonts w:ascii="Times New Roman" w:hAnsi="Times New Roman"/>
-        </w:rPr>
-      </w:pPr>
-    </w:p>
-    <w:p>
-      <w:pPr>
-        <w:spacing w:line="360" w:lineRule="auto"/>
         <w:ind w:left="708"/>
         <w:contextualSpacing/>
         <w:rPr>
           <w:rFonts w:ascii="Times New Roman" w:hAnsi="Times New Roman"/>
-        </w:rPr>
-      </w:pPr>
+          <w:i/>
+          <w:iCs/>
+        </w:rPr>
+      </w:pPr>
+      <w:r>
+        <w:rPr>
+          <w:rFonts w:ascii="Times New Roman" w:hAnsi="Times New Roman"/>
+          <w:i/>
+          <w:iCs/>
+        </w:rPr>
+        <w:t>Plameň zhasol. CO</w:t>
+      </w:r>
+      <w:r>
+        <w:rPr>
+          <w:rFonts w:ascii="Times New Roman" w:hAnsi="Times New Roman"/>
+          <w:i/>
+          <w:iCs/>
+          <w:vertAlign w:val="subscript"/>
+        </w:rPr>
+        <w:t>2</w:t>
+      </w:r>
+      <w:r>
+        <w:rPr>
+          <w:rFonts w:ascii="Times New Roman" w:hAnsi="Times New Roman"/>
+          <w:i/>
+          <w:iCs/>
+        </w:rPr>
+        <w:t xml:space="preserve"> je ťažší ako vzduch a sviečku „udusil“. Obklopil ju a zamedzil prístup O</w:t>
+      </w:r>
+      <w:r>
+        <w:rPr>
+          <w:rFonts w:ascii="Times New Roman" w:hAnsi="Times New Roman"/>
+          <w:i/>
+          <w:iCs/>
+          <w:vertAlign w:val="subscript"/>
+        </w:rPr>
+        <w:t>2</w:t>
+      </w:r>
+      <w:r>
+        <w:rPr>
+          <w:rFonts w:ascii="Times New Roman" w:hAnsi="Times New Roman"/>
+          <w:i/>
+          <w:iCs/>
+        </w:rPr>
+        <w:t xml:space="preserve"> potrebného na horenie</w:t>
+      </w:r>
     </w:p>
     <w:p>
       <w:pPr>
@@ -1045,6 +1122,36 @@
     <w:p>
       <w:pPr>
         <w:spacing w:line="360" w:lineRule="auto"/>
+        <w:ind w:left="708"/>
+        <w:contextualSpacing/>
+        <w:rPr>
+          <w:rFonts w:ascii="Times New Roman" w:hAnsi="Times New Roman"/>
+        </w:rPr>
+      </w:pPr>
+    </w:p>
+    <w:p>
+      <w:pPr>
+        <w:spacing w:line="360" w:lineRule="auto"/>
+        <w:ind w:left="708"/>
+        <w:contextualSpacing/>
+        <w:rPr>
+          <w:rFonts w:ascii="Times New Roman" w:hAnsi="Times New Roman"/>
+        </w:rPr>
+      </w:pPr>
+    </w:p>
+    <w:p>
+      <w:pPr>
+        <w:spacing w:line="360" w:lineRule="auto"/>
+        <w:ind w:left="708"/>
+        <w:contextualSpacing/>
+        <w:rPr>
+          <w:rFonts w:ascii="Times New Roman" w:hAnsi="Times New Roman"/>
+        </w:rPr>
+      </w:pPr>
+    </w:p>
+    <w:p>
+      <w:pPr>
+        <w:spacing w:line="360" w:lineRule="auto"/>
         <w:ind w:left="2118" w:hanging="1410"/>
         <w:contextualSpacing/>
         <w:rPr>
@@ -1055,6 +1162,7 @@
         <w:rPr>
           <w:rFonts w:ascii="Times New Roman" w:hAnsi="Times New Roman"/>
         </w:rPr>
+        <w:lastRenderedPageBreak/>
         <w:t>Doplňujúca úloha:</w:t>
       </w:r>
     </w:p>
@@ -1113,7 +1221,6 @@
         <w:rPr>
           <w:rFonts w:ascii="Times New Roman" w:hAnsi="Times New Roman"/>
         </w:rPr>
-        <w:lastRenderedPageBreak/>
         <w:t>Postup:</w:t>
       </w:r>
     </w:p>
@@ -1299,39 +1406,122 @@
         <w:rPr>
           <w:rFonts w:ascii="Times New Roman" w:hAnsi="Times New Roman"/>
         </w:rPr>
-        <w:t xml:space="preserve"> + CO</w:t>
-      </w:r>
-      <w:r>
-        <w:rPr>
-          <w:rFonts w:ascii="Times New Roman" w:hAnsi="Times New Roman"/>
+        <w:t xml:space="preserve"> </w:t>
+      </w:r>
+      <w:r>
+        <w:rPr>
+          <w:rFonts w:ascii="Times New Roman" w:hAnsi="Times New Roman"/>
+          <w:i/>
+          <w:iCs/>
           <w:vertAlign w:val="subscript"/>
         </w:rPr>
+        <w:t>(</w:t>
+      </w:r>
+      <w:proofErr w:type="spellStart"/>
+      <w:r>
+        <w:rPr>
+          <w:rFonts w:ascii="Times New Roman" w:hAnsi="Times New Roman"/>
+          <w:i/>
+          <w:iCs/>
+          <w:vertAlign w:val="subscript"/>
+        </w:rPr>
+        <w:t>aq</w:t>
+      </w:r>
+      <w:proofErr w:type="spellEnd"/>
+      <w:r>
+        <w:rPr>
+          <w:rFonts w:ascii="Times New Roman" w:hAnsi="Times New Roman"/>
+          <w:i/>
+          <w:iCs/>
+          <w:vertAlign w:val="subscript"/>
+        </w:rPr>
+        <w:t>)</w:t>
+      </w:r>
+      <w:r>
+        <w:rPr>
+          <w:rFonts w:ascii="Times New Roman" w:hAnsi="Times New Roman"/>
+        </w:rPr>
+        <w:t xml:space="preserve"> </w:t>
+      </w:r>
+      <w:r>
+        <w:rPr>
+          <w:rFonts w:ascii="Times New Roman" w:hAnsi="Times New Roman"/>
+        </w:rPr>
+        <w:t>+ CO</w:t>
+      </w:r>
+      <w:r>
+        <w:rPr>
+          <w:rFonts w:ascii="Times New Roman" w:hAnsi="Times New Roman"/>
+          <w:vertAlign w:val="subscript"/>
+        </w:rPr>
         <w:t>2</w:t>
       </w:r>
       <w:r>
         <w:rPr>
           <w:rFonts w:ascii="Times New Roman" w:hAnsi="Times New Roman"/>
         </w:rPr>
-        <w:t xml:space="preserve"> → CaCO</w:t>
-      </w:r>
-      <w:r>
-        <w:rPr>
-          <w:rFonts w:ascii="Times New Roman" w:hAnsi="Times New Roman"/>
+        <w:t xml:space="preserve"> </w:t>
+      </w:r>
+      <w:r>
+        <w:rPr>
+          <w:rFonts w:ascii="Times New Roman" w:hAnsi="Times New Roman"/>
+          <w:i/>
+          <w:iCs/>
           <w:vertAlign w:val="subscript"/>
         </w:rPr>
+        <w:t>(g)</w:t>
+      </w:r>
+      <w:r>
+        <w:rPr>
+          <w:rFonts w:ascii="Times New Roman" w:hAnsi="Times New Roman"/>
+        </w:rPr>
+        <w:t xml:space="preserve"> </w:t>
+      </w:r>
+      <w:r>
+        <w:rPr>
+          <w:rFonts w:ascii="Times New Roman" w:hAnsi="Times New Roman"/>
+        </w:rPr>
+        <w:t>→ CaCO</w:t>
+      </w:r>
+      <w:r>
+        <w:rPr>
+          <w:rFonts w:ascii="Times New Roman" w:hAnsi="Times New Roman"/>
+          <w:vertAlign w:val="subscript"/>
+        </w:rPr>
         <w:t>3</w:t>
       </w:r>
       <w:r>
         <w:rPr>
           <w:rFonts w:ascii="Times New Roman" w:hAnsi="Times New Roman"/>
         </w:rPr>
-        <w:t xml:space="preserve"> + H</w:t>
-      </w:r>
-      <w:r>
-        <w:rPr>
-          <w:rFonts w:ascii="Times New Roman" w:hAnsi="Times New Roman"/>
+        <w:t xml:space="preserve"> </w:t>
+      </w:r>
+      <w:r>
+        <w:rPr>
+          <w:rFonts w:ascii="Times New Roman" w:hAnsi="Times New Roman"/>
+          <w:i/>
+          <w:iCs/>
           <w:vertAlign w:val="subscript"/>
         </w:rPr>
+        <w:t>(s)</w:t>
+      </w:r>
+      <w:r>
+        <w:rPr>
+          <w:rFonts w:ascii="Times New Roman" w:hAnsi="Times New Roman"/>
+        </w:rPr>
+        <w:t xml:space="preserve"> </w:t>
+      </w:r>
+      <w:r>
+        <w:rPr>
+          <w:rFonts w:ascii="Times New Roman" w:hAnsi="Times New Roman"/>
+        </w:rPr>
+        <w:t>+ H</w:t>
+      </w:r>
+      <w:r>
+        <w:rPr>
+          <w:rFonts w:ascii="Times New Roman" w:hAnsi="Times New Roman"/>
+          <w:vertAlign w:val="subscript"/>
+        </w:rPr>
         <w:t>2</w:t>
       </w:r>
       <w:r>
@@ -1340,6 +1530,53 @@
         </w:rPr>
         <w:t>O</w:t>
       </w:r>
+      <w:r>
+        <w:rPr>
+          <w:rFonts w:ascii="Times New Roman" w:hAnsi="Times New Roman"/>
+        </w:rPr>
+        <w:t xml:space="preserve"> </w:t>
+      </w:r>
+      <w:r>
+        <w:rPr>
+          <w:rFonts w:ascii="Times New Roman" w:hAnsi="Times New Roman"/>
+          <w:i/>
+          <w:iCs/>
+          <w:vertAlign w:val="subscript"/>
+        </w:rPr>
+        <w:t>(l)</w:t>
+      </w:r>
+      <w:r>
+        <w:rPr>
+          <w:rFonts w:ascii="Times New Roman" w:hAnsi="Times New Roman"/>
+        </w:rPr>
+        <w:t xml:space="preserve"> – </w:t>
+      </w:r>
+      <w:r>
+        <w:rPr>
+          <w:rFonts w:ascii="Times New Roman" w:hAnsi="Times New Roman"/>
+          <w:i/>
+          <w:iCs/>
+        </w:rPr>
+        <w:t xml:space="preserve">tvrdnutie malty = </w:t>
+      </w:r>
+      <w:proofErr w:type="spellStart"/>
+      <w:r>
+        <w:rPr>
+          <w:rFonts w:ascii="Times New Roman" w:hAnsi="Times New Roman"/>
+          <w:i/>
+          <w:iCs/>
+        </w:rPr>
+        <w:t>zrážacia</w:t>
+      </w:r>
+      <w:proofErr w:type="spellEnd"/>
+      <w:r>
+        <w:rPr>
+          <w:rFonts w:ascii="Times New Roman" w:hAnsi="Times New Roman"/>
+          <w:i/>
+          <w:iCs/>
+        </w:rPr>
+        <w:t xml:space="preserve"> reakcia</w:t>
+      </w:r>
     </w:p>
     <w:p>
       <w:pPr>
@@ -1360,7 +1597,14 @@
         <w:rPr>
           <w:rFonts w:ascii="Times New Roman" w:hAnsi="Times New Roman"/>
         </w:rPr>
-        <w:t>iele zakalenie  spôsobil produkt, biely tuhý uhličitan vápenatý</w:t>
+        <w:t xml:space="preserve">iele zakalenie spôsobil produkt, biely tuhý </w:t>
+      </w:r>
+      <w:r>
+        <w:rPr>
+          <w:rFonts w:ascii="Times New Roman" w:hAnsi="Times New Roman"/>
+          <w:u w:val="single"/>
+        </w:rPr>
+        <w:t>uhličitan vápenatý</w:t>
       </w:r>
       <w:r>
         <w:rPr>
@@ -1408,7 +1652,32 @@
         <w:rPr>
           <w:rFonts w:ascii="Times New Roman" w:hAnsi="Times New Roman"/>
         </w:rPr>
-        <w:t xml:space="preserve">Do roztoku hydroxidu vápenatého môžeme nakvapkať pár kvapiek roztoku fenolftaleínu. Roztok sa sfarbí do ružova. </w:t>
+        <w:t>Do roztoku hydroxidu vápenatého môžeme nakvapkať pár kvapiek roztoku fenolftaleínu. Roztok sa sfarbí do ružova</w:t>
+      </w:r>
+      <w:r>
+        <w:rPr>
+          <w:rFonts w:ascii="Times New Roman" w:hAnsi="Times New Roman"/>
+        </w:rPr>
+        <w:t xml:space="preserve"> (Ca(OH)</w:t>
+      </w:r>
+      <w:r>
+        <w:rPr>
+          <w:rFonts w:ascii="Times New Roman" w:hAnsi="Times New Roman"/>
+          <w:vertAlign w:val="subscript"/>
+        </w:rPr>
+        <w:t>2</w:t>
+      </w:r>
+      <w:r>
+        <w:rPr>
+          <w:rFonts w:ascii="Times New Roman" w:hAnsi="Times New Roman"/>
+        </w:rPr>
+        <w:t>)</w:t>
+      </w:r>
+      <w:r>
+        <w:rPr>
+          <w:rFonts w:ascii="Times New Roman" w:hAnsi="Times New Roman"/>
+        </w:rPr>
+        <w:t xml:space="preserve">. </w:t>
       </w:r>
       <w:r>
         <w:rPr>
